--- a/documentos/relatorio_auditoria_dados.docx
+++ b/documentos/relatorio_auditoria_dados.docx
@@ -2697,7 +2697,7 @@
         <w:jc w:val="both"/>
       </w:pPr>
       <w:r>
-        <w:t>CONFIÁVEIS: fluxo de seleção; distribuição por categoria profissional, sexo, tipo de acidente, parte do corpo, agente, natureza, CID-10, CNAE e emitente; totais de 2019, 2020, 2021 e 2023 (cobertura integral de competências). CONFIÁVEIS COM RESSALVAS: comparações anuais envolvendo 2018, 2022, 2024 e 2025 (cobertura parcial ou irregular da fonte); idade (7 registros sem nascimento); tempo acidente–emissão (ausente em parte de 2023); categorias com n&lt;5 (suprimidas/agregadas). EXPLORATÓRIOS: comparação de médias mensais entre períodos pré/critico/pós-pandemia; proporção de agente infeccioso por ano; recorte de trabalhadores de apoio em CNAE saúde. NÃO UTILIZÁVEIS: quaisquer resultados da análise legada (universo restrito, duplicidades não tratadas, classificação textual; saídas antigas não localizadas na pasta — irreprodutíveis).</w:t>
+        <w:t>CONFIÁVEIS: fluxo de seleção; distribuição por categoria profissional, sexo, tipo de acidente, parte do corpo, agente, natureza, CID-10, CNAE e emitente; totais de 2019, 2020, 2021 e 2023 (cobertura integral de competências). CONFIÁVEIS COM RESSALVAS: comparações anuais envolvendo 2018, 2022, 2024 e 2025 (cobertura parcial ou irregular da fonte); idade (7 registros sem nascimento); tempo acidente–emissão (ausente em parte de 2023); categorias com n&lt;5 (suprimidas/agregadas). EXPLORATÓRIOS: comparação de médias mensais entre períodos pré/critico/pós-pandemia; proporção de agente infeccioso por ano; recorte de trabalhadores de apoio em CNAE saúde; razões CAT/1.000 profissionais CNES (T21/T22 — denominador inclui vínculos não celetistas; densidade de comunicação, não incidência). NÃO UTILIZÁVEIS: quaisquer resultados da análise legada (universo restrito, duplicidades não tratadas, classificação textual; saídas antigas não localizadas na pasta — irreprodutíveis).</w:t>
       </w:r>
     </w:p>
     <w:sectPr>
